--- a/Documentation/Week 5/Minutes_Group21_Wk5_Client_Meeting.docx
+++ b/Documentation/Week 5/Minutes_Group21_Wk5_Client_Meeting.docx
@@ -67,7 +67,7 @@
           <w:szCs w:val="48"/>
           <w:lang w:val="en-US"/>
         </w:rPr>
-        <w:t>2</w:t>
+        <w:t>5</w:t>
       </w:r>
     </w:p>
     <w:p>
@@ -142,7 +142,35 @@
         <w:rPr>
           <w:lang w:val="en-US"/>
         </w:rPr>
-        <w:t>, Dylan, Lithasa, Dhava, Murphy</w:t>
+        <w:t xml:space="preserve">, Dylan, </w:t>
+      </w:r>
+      <w:proofErr w:type="spellStart"/>
+      <w:r>
+        <w:rPr>
+          <w:lang w:val="en-US"/>
+        </w:rPr>
+        <w:t>Lithasa</w:t>
+      </w:r>
+      <w:proofErr w:type="spellEnd"/>
+      <w:r>
+        <w:rPr>
+          <w:lang w:val="en-US"/>
+        </w:rPr>
+        <w:t xml:space="preserve">, </w:t>
+      </w:r>
+      <w:proofErr w:type="spellStart"/>
+      <w:r>
+        <w:rPr>
+          <w:lang w:val="en-US"/>
+        </w:rPr>
+        <w:t>Dhava</w:t>
+      </w:r>
+      <w:proofErr w:type="spellEnd"/>
+      <w:r>
+        <w:rPr>
+          <w:lang w:val="en-US"/>
+        </w:rPr>
+        <w:t>, Murphy</w:t>
       </w:r>
     </w:p>
     <w:p>
@@ -725,6 +753,7 @@
               </w:rPr>
               <w:t xml:space="preserve"> </w:t>
             </w:r>
+            <w:proofErr w:type="gramStart"/>
             <w:r>
               <w:rPr>
                 <w:sz w:val="20"/>
@@ -733,6 +762,7 @@
               </w:rPr>
               <w:t>gesture</w:t>
             </w:r>
+            <w:proofErr w:type="gramEnd"/>
           </w:p>
           <w:p>
             <w:pPr>
@@ -804,13 +834,23 @@
                 <w:lang w:val="en-US"/>
               </w:rPr>
             </w:pPr>
-            <w:r>
-              <w:rPr>
-                <w:sz w:val="20"/>
-                <w:szCs w:val="20"/>
-                <w:lang w:val="en-US"/>
-              </w:rPr>
-              <w:t>Have to limit</w:t>
+            <w:proofErr w:type="gramStart"/>
+            <w:r>
+              <w:rPr>
+                <w:sz w:val="20"/>
+                <w:szCs w:val="20"/>
+                <w:lang w:val="en-US"/>
+              </w:rPr>
+              <w:t>Have to</w:t>
+            </w:r>
+            <w:proofErr w:type="gramEnd"/>
+            <w:r>
+              <w:rPr>
+                <w:sz w:val="20"/>
+                <w:szCs w:val="20"/>
+                <w:lang w:val="en-US"/>
+              </w:rPr>
+              <w:t xml:space="preserve"> limit</w:t>
             </w:r>
             <w:r>
               <w:rPr>
@@ -902,15 +942,61 @@
                 <w:szCs w:val="20"/>
                 <w:lang w:val="en-US"/>
               </w:rPr>
-              <w:t>Get mujoco up and running</w:t>
-            </w:r>
-            <w:r>
-              <w:rPr>
-                <w:sz w:val="20"/>
-                <w:szCs w:val="20"/>
-                <w:lang w:val="en-US"/>
-              </w:rPr>
-              <w:t>. Search unitree on github.</w:t>
+              <w:t xml:space="preserve">Get </w:t>
+            </w:r>
+            <w:proofErr w:type="spellStart"/>
+            <w:r>
+              <w:rPr>
+                <w:sz w:val="20"/>
+                <w:szCs w:val="20"/>
+                <w:lang w:val="en-US"/>
+              </w:rPr>
+              <w:t>mujoco</w:t>
+            </w:r>
+            <w:proofErr w:type="spellEnd"/>
+            <w:r>
+              <w:rPr>
+                <w:sz w:val="20"/>
+                <w:szCs w:val="20"/>
+                <w:lang w:val="en-US"/>
+              </w:rPr>
+              <w:t xml:space="preserve"> up and </w:t>
+            </w:r>
+            <w:proofErr w:type="gramStart"/>
+            <w:r>
+              <w:rPr>
+                <w:sz w:val="20"/>
+                <w:szCs w:val="20"/>
+                <w:lang w:val="en-US"/>
+              </w:rPr>
+              <w:t>running</w:t>
+            </w:r>
+            <w:proofErr w:type="gramEnd"/>
+            <w:r>
+              <w:rPr>
+                <w:sz w:val="20"/>
+                <w:szCs w:val="20"/>
+                <w:lang w:val="en-US"/>
+              </w:rPr>
+              <w:t xml:space="preserve">. Search unitree on </w:t>
+            </w:r>
+            <w:proofErr w:type="spellStart"/>
+            <w:r>
+              <w:rPr>
+                <w:sz w:val="20"/>
+                <w:szCs w:val="20"/>
+                <w:lang w:val="en-US"/>
+              </w:rPr>
+              <w:t>github</w:t>
+            </w:r>
+            <w:proofErr w:type="spellEnd"/>
+            <w:r>
+              <w:rPr>
+                <w:sz w:val="20"/>
+                <w:szCs w:val="20"/>
+                <w:lang w:val="en-US"/>
+              </w:rPr>
+              <w:t>.</w:t>
             </w:r>
           </w:p>
           <w:p>
@@ -1067,7 +1153,25 @@
                 <w:szCs w:val="20"/>
                 <w:lang w:val="en-US"/>
               </w:rPr>
-              <w:t xml:space="preserve">Read all of the joints and </w:t>
+              <w:t xml:space="preserve">Read </w:t>
+            </w:r>
+            <w:proofErr w:type="gramStart"/>
+            <w:r>
+              <w:rPr>
+                <w:sz w:val="20"/>
+                <w:szCs w:val="20"/>
+                <w:lang w:val="en-US"/>
+              </w:rPr>
+              <w:t>all of</w:t>
+            </w:r>
+            <w:proofErr w:type="gramEnd"/>
+            <w:r>
+              <w:rPr>
+                <w:sz w:val="20"/>
+                <w:szCs w:val="20"/>
+                <w:lang w:val="en-US"/>
+              </w:rPr>
+              <w:t xml:space="preserve"> the joints and </w:t>
             </w:r>
             <w:r>
               <w:rPr>
@@ -1083,7 +1187,25 @@
                 <w:szCs w:val="20"/>
                 <w:lang w:val="en-US"/>
               </w:rPr>
-              <w:t xml:space="preserve"> it to the mujoco robot simulation </w:t>
+              <w:t xml:space="preserve"> it to the </w:t>
+            </w:r>
+            <w:proofErr w:type="spellStart"/>
+            <w:r>
+              <w:rPr>
+                <w:sz w:val="20"/>
+                <w:szCs w:val="20"/>
+                <w:lang w:val="en-US"/>
+              </w:rPr>
+              <w:t>mujoco</w:t>
+            </w:r>
+            <w:proofErr w:type="spellEnd"/>
+            <w:r>
+              <w:rPr>
+                <w:sz w:val="20"/>
+                <w:szCs w:val="20"/>
+                <w:lang w:val="en-US"/>
+              </w:rPr>
+              <w:t xml:space="preserve"> robot simulation </w:t>
             </w:r>
           </w:p>
           <w:p>
@@ -1297,7 +1419,25 @@
                 <w:szCs w:val="20"/>
                 <w:lang w:val="en-US"/>
               </w:rPr>
-              <w:t>Get everything linked to mujoco by week 7 9</w:t>
+              <w:t xml:space="preserve">Get everything linked to </w:t>
+            </w:r>
+            <w:proofErr w:type="spellStart"/>
+            <w:r>
+              <w:rPr>
+                <w:sz w:val="20"/>
+                <w:szCs w:val="20"/>
+                <w:lang w:val="en-US"/>
+              </w:rPr>
+              <w:t>mujoco</w:t>
+            </w:r>
+            <w:proofErr w:type="spellEnd"/>
+            <w:r>
+              <w:rPr>
+                <w:sz w:val="20"/>
+                <w:szCs w:val="20"/>
+                <w:lang w:val="en-US"/>
+              </w:rPr>
+              <w:t xml:space="preserve"> by week 7 9</w:t>
             </w:r>
             <w:r>
               <w:rPr>
@@ -1335,7 +1475,43 @@
                 <w:szCs w:val="20"/>
                 <w:lang w:val="en-US"/>
               </w:rPr>
-              <w:t>Both teams linking their project to separate mujoco simulations, no need to combine yet.</w:t>
+              <w:t xml:space="preserve">Both teams </w:t>
+            </w:r>
+            <w:proofErr w:type="gramStart"/>
+            <w:r>
+              <w:rPr>
+                <w:sz w:val="20"/>
+                <w:szCs w:val="20"/>
+                <w:lang w:val="en-US"/>
+              </w:rPr>
+              <w:t>linking</w:t>
+            </w:r>
+            <w:proofErr w:type="gramEnd"/>
+            <w:r>
+              <w:rPr>
+                <w:sz w:val="20"/>
+                <w:szCs w:val="20"/>
+                <w:lang w:val="en-US"/>
+              </w:rPr>
+              <w:t xml:space="preserve"> their project to separate </w:t>
+            </w:r>
+            <w:proofErr w:type="spellStart"/>
+            <w:r>
+              <w:rPr>
+                <w:sz w:val="20"/>
+                <w:szCs w:val="20"/>
+                <w:lang w:val="en-US"/>
+              </w:rPr>
+              <w:t>mujoco</w:t>
+            </w:r>
+            <w:proofErr w:type="spellEnd"/>
+            <w:r>
+              <w:rPr>
+                <w:sz w:val="20"/>
+                <w:szCs w:val="20"/>
+                <w:lang w:val="en-US"/>
+              </w:rPr>
+              <w:t xml:space="preserve"> simulations, no need to combine yet.</w:t>
             </w:r>
           </w:p>
         </w:tc>

--- a/Documentation/Week 5/Minutes_Group21_Wk5_Client_Meeting.docx
+++ b/Documentation/Week 5/Minutes_Group21_Wk5_Client_Meeting.docx
@@ -1,6 +1,6 @@
 
 <file path=word/document.xml><?xml version="1.0" encoding="utf-8"?>
-<w:document xmlns:wpc="http://schemas.microsoft.com/office/word/2010/wordprocessingCanvas" xmlns:cx="http://schemas.microsoft.com/office/drawing/2014/chartex" xmlns:cx1="http://schemas.microsoft.com/office/drawing/2015/9/8/chartex" xmlns:cx2="http://schemas.microsoft.com/office/drawing/2015/10/21/chartex" xmlns:cx3="http://schemas.microsoft.com/office/drawing/2016/5/9/chartex" xmlns:cx4="http://schemas.microsoft.com/office/drawing/2016/5/10/chartex" xmlns:cx5="http://schemas.microsoft.com/office/drawing/2016/5/11/chartex" xmlns:cx6="http://schemas.microsoft.com/office/drawing/2016/5/12/chartex" xmlns:cx7="http://schemas.microsoft.com/office/drawing/2016/5/13/chartex" xmlns:cx8="http://schemas.microsoft.com/office/drawing/2016/5/14/chartex" xmlns:mc="http://schemas.openxmlformats.org/markup-compatibility/2006" xmlns:aink="http://schemas.microsoft.com/office/drawing/2016/ink" xmlns:am3d="http://schemas.microsoft.com/office/drawing/2017/model3d" xmlns:o="urn:schemas-microsoft-com:office:office" xmlns:oel="http://schemas.microsoft.com/office/2019/extlst" xmlns:r="http://schemas.openxmlformats.org/officeDocument/2006/relationships" xmlns:m="http://schemas.openxmlformats.org/officeDocument/2006/math" xmlns:v="urn:schemas-microsoft-com:vml" xmlns:wp14="http://schemas.microsoft.com/office/word/2010/wordprocessingDrawing" xmlns:wp="http://schemas.openxmlformats.org/drawingml/2006/wordprocessingDrawing" xmlns:w10="urn:schemas-microsoft-com:office:word" xmlns:w="http://schemas.openxmlformats.org/wordprocessingml/2006/main" xmlns:w14="http://schemas.microsoft.com/office/word/2010/wordml" xmlns:w15="http://schemas.microsoft.com/office/word/2012/wordml" xmlns:w16cei="http://schemas.microsoft.com/office/word/2026/wordml/cei" xmlns:w16cex="http://schemas.microsoft.com/office/word/2018/wordml/cex" xmlns:w16cid="http://schemas.microsoft.com/office/word/2016/wordml/cid" xmlns:w16="http://schemas.microsoft.com/office/word/2018/wordml" xmlns:w16du="http://schemas.microsoft.com/office/word/2023/wordml/word16du" xmlns:w16sdtdh="http://schemas.microsoft.com/office/word/2020/wordml/sdtdatahash" xmlns:w16sdtfl="http://schemas.microsoft.com/office/word/2024/wordml/sdtformatlock" xmlns:w16se="http://schemas.microsoft.com/office/word/2015/wordml/symex" xmlns:wpg="http://schemas.microsoft.com/office/word/2010/wordprocessingGroup" xmlns:wpi="http://schemas.microsoft.com/office/word/2010/wordprocessingInk" xmlns:wne="http://schemas.microsoft.com/office/word/2006/wordml" xmlns:wps="http://schemas.microsoft.com/office/word/2010/wordprocessingShape" mc:Ignorable="w14 w15 w16se w16cid w16 w16cex w16sdtdh w16sdtfl w16du wp14">
+<w:document xmlns:wpc="http://schemas.microsoft.com/office/word/2010/wordprocessingCanvas" xmlns:cx="http://schemas.microsoft.com/office/drawing/2014/chartex" xmlns:cx1="http://schemas.microsoft.com/office/drawing/2015/9/8/chartex" xmlns:cx2="http://schemas.microsoft.com/office/drawing/2015/10/21/chartex" xmlns:cx3="http://schemas.microsoft.com/office/drawing/2016/5/9/chartex" xmlns:cx4="http://schemas.microsoft.com/office/drawing/2016/5/10/chartex" xmlns:cx5="http://schemas.microsoft.com/office/drawing/2016/5/11/chartex" xmlns:cx6="http://schemas.microsoft.com/office/drawing/2016/5/12/chartex" xmlns:cx7="http://schemas.microsoft.com/office/drawing/2016/5/13/chartex" xmlns:cx8="http://schemas.microsoft.com/office/drawing/2016/5/14/chartex" xmlns:mc="http://schemas.openxmlformats.org/markup-compatibility/2006" xmlns:aink="http://schemas.microsoft.com/office/drawing/2016/ink" xmlns:am3d="http://schemas.microsoft.com/office/drawing/2017/model3d" xmlns:o="urn:schemas-microsoft-com:office:office" xmlns:oel="http://schemas.microsoft.com/office/2019/extlst" xmlns:r="http://schemas.openxmlformats.org/officeDocument/2006/relationships" xmlns:m="http://schemas.openxmlformats.org/officeDocument/2006/math" xmlns:v="urn:schemas-microsoft-com:vml" xmlns:wp14="http://schemas.microsoft.com/office/word/2010/wordprocessingDrawing" xmlns:wp="http://schemas.openxmlformats.org/drawingml/2006/wordprocessingDrawing" xmlns:w10="urn:schemas-microsoft-com:office:word" xmlns:w="http://schemas.openxmlformats.org/wordprocessingml/2006/main" xmlns:w14="http://schemas.microsoft.com/office/word/2010/wordml" xmlns:w15="http://schemas.microsoft.com/office/word/2012/wordml" xmlns:w16cex="http://schemas.microsoft.com/office/word/2018/wordml/cex" xmlns:w16cid="http://schemas.microsoft.com/office/word/2016/wordml/cid" xmlns:w16="http://schemas.microsoft.com/office/word/2018/wordml" xmlns:w16du="http://schemas.microsoft.com/office/word/2023/wordml/word16du" xmlns:w16sdtdh="http://schemas.microsoft.com/office/word/2020/wordml/sdtdatahash" xmlns:w16sdtfl="http://schemas.microsoft.com/office/word/2024/wordml/sdtformatlock" xmlns:w16se="http://schemas.microsoft.com/office/word/2015/wordml/symex" xmlns:wpg="http://schemas.microsoft.com/office/word/2010/wordprocessingGroup" xmlns:wpi="http://schemas.microsoft.com/office/word/2010/wordprocessingInk" xmlns:wne="http://schemas.microsoft.com/office/word/2006/wordml" xmlns:wps="http://schemas.microsoft.com/office/word/2010/wordprocessingShape" mc:Ignorable="w14 w15 w16se w16cid w16 w16cex w16sdtdh w16sdtfl w16du wp14">
   <w:body>
     <w:p>
       <w:pPr>
@@ -142,35 +142,13 @@
         <w:rPr>
           <w:lang w:val="en-US"/>
         </w:rPr>
-        <w:t xml:space="preserve">, Dylan, </w:t>
+        <w:t>, Dylan, Lithasa, Dhava, Murphy</w:t>
       </w:r>
-      <w:proofErr w:type="spellStart"/>
       <w:r>
         <w:rPr>
           <w:lang w:val="en-US"/>
         </w:rPr>
-        <w:t>Lithasa</w:t>
-      </w:r>
-      <w:proofErr w:type="spellEnd"/>
-      <w:r>
-        <w:rPr>
-          <w:lang w:val="en-US"/>
-        </w:rPr>
-        <w:t xml:space="preserve">, </w:t>
-      </w:r>
-      <w:proofErr w:type="spellStart"/>
-      <w:r>
-        <w:rPr>
-          <w:lang w:val="en-US"/>
-        </w:rPr>
-        <w:t>Dhava</w:t>
-      </w:r>
-      <w:proofErr w:type="spellEnd"/>
-      <w:r>
-        <w:rPr>
-          <w:lang w:val="en-US"/>
-        </w:rPr>
-        <w:t>, Murphy</w:t>
+        <w:t>, Terry</w:t>
       </w:r>
     </w:p>
     <w:p>
@@ -188,12 +166,6 @@
           <w:lang w:val="en-US"/>
         </w:rPr>
         <w:t xml:space="preserve">Apologies: </w:t>
-      </w:r>
-      <w:r>
-        <w:rPr>
-          <w:lang w:val="en-US"/>
-        </w:rPr>
-        <w:t>Terry</w:t>
       </w:r>
     </w:p>
     <w:p>
@@ -753,7 +725,6 @@
               </w:rPr>
               <w:t xml:space="preserve"> </w:t>
             </w:r>
-            <w:proofErr w:type="gramStart"/>
             <w:r>
               <w:rPr>
                 <w:sz w:val="20"/>
@@ -762,7 +733,6 @@
               </w:rPr>
               <w:t>gesture</w:t>
             </w:r>
-            <w:proofErr w:type="gramEnd"/>
           </w:p>
           <w:p>
             <w:pPr>
@@ -834,23 +804,13 @@
                 <w:lang w:val="en-US"/>
               </w:rPr>
             </w:pPr>
-            <w:proofErr w:type="gramStart"/>
-            <w:r>
-              <w:rPr>
-                <w:sz w:val="20"/>
-                <w:szCs w:val="20"/>
-                <w:lang w:val="en-US"/>
-              </w:rPr>
-              <w:t>Have to</w:t>
-            </w:r>
-            <w:proofErr w:type="gramEnd"/>
-            <w:r>
-              <w:rPr>
-                <w:sz w:val="20"/>
-                <w:szCs w:val="20"/>
-                <w:lang w:val="en-US"/>
-              </w:rPr>
-              <w:t xml:space="preserve"> limit</w:t>
+            <w:r>
+              <w:rPr>
+                <w:sz w:val="20"/>
+                <w:szCs w:val="20"/>
+                <w:lang w:val="en-US"/>
+              </w:rPr>
+              <w:t>Have to limit</w:t>
             </w:r>
             <w:r>
               <w:rPr>
@@ -942,61 +902,15 @@
                 <w:szCs w:val="20"/>
                 <w:lang w:val="en-US"/>
               </w:rPr>
-              <w:t xml:space="preserve">Get </w:t>
-            </w:r>
-            <w:proofErr w:type="spellStart"/>
-            <w:r>
-              <w:rPr>
-                <w:sz w:val="20"/>
-                <w:szCs w:val="20"/>
-                <w:lang w:val="en-US"/>
-              </w:rPr>
-              <w:t>mujoco</w:t>
-            </w:r>
-            <w:proofErr w:type="spellEnd"/>
-            <w:r>
-              <w:rPr>
-                <w:sz w:val="20"/>
-                <w:szCs w:val="20"/>
-                <w:lang w:val="en-US"/>
-              </w:rPr>
-              <w:t xml:space="preserve"> up and </w:t>
-            </w:r>
-            <w:proofErr w:type="gramStart"/>
-            <w:r>
-              <w:rPr>
-                <w:sz w:val="20"/>
-                <w:szCs w:val="20"/>
-                <w:lang w:val="en-US"/>
-              </w:rPr>
-              <w:t>running</w:t>
-            </w:r>
-            <w:proofErr w:type="gramEnd"/>
-            <w:r>
-              <w:rPr>
-                <w:sz w:val="20"/>
-                <w:szCs w:val="20"/>
-                <w:lang w:val="en-US"/>
-              </w:rPr>
-              <w:t xml:space="preserve">. Search unitree on </w:t>
-            </w:r>
-            <w:proofErr w:type="spellStart"/>
-            <w:r>
-              <w:rPr>
-                <w:sz w:val="20"/>
-                <w:szCs w:val="20"/>
-                <w:lang w:val="en-US"/>
-              </w:rPr>
-              <w:t>github</w:t>
-            </w:r>
-            <w:proofErr w:type="spellEnd"/>
-            <w:r>
-              <w:rPr>
-                <w:sz w:val="20"/>
-                <w:szCs w:val="20"/>
-                <w:lang w:val="en-US"/>
-              </w:rPr>
-              <w:t>.</w:t>
+              <w:t>Get mujoco up and running</w:t>
+            </w:r>
+            <w:r>
+              <w:rPr>
+                <w:sz w:val="20"/>
+                <w:szCs w:val="20"/>
+                <w:lang w:val="en-US"/>
+              </w:rPr>
+              <w:t>. Search unitree on github.</w:t>
             </w:r>
           </w:p>
           <w:p>
@@ -1153,25 +1067,7 @@
                 <w:szCs w:val="20"/>
                 <w:lang w:val="en-US"/>
               </w:rPr>
-              <w:t xml:space="preserve">Read </w:t>
-            </w:r>
-            <w:proofErr w:type="gramStart"/>
-            <w:r>
-              <w:rPr>
-                <w:sz w:val="20"/>
-                <w:szCs w:val="20"/>
-                <w:lang w:val="en-US"/>
-              </w:rPr>
-              <w:t>all of</w:t>
-            </w:r>
-            <w:proofErr w:type="gramEnd"/>
-            <w:r>
-              <w:rPr>
-                <w:sz w:val="20"/>
-                <w:szCs w:val="20"/>
-                <w:lang w:val="en-US"/>
-              </w:rPr>
-              <w:t xml:space="preserve"> the joints and </w:t>
+              <w:t xml:space="preserve">Read all of the joints and </w:t>
             </w:r>
             <w:r>
               <w:rPr>
@@ -1187,25 +1083,7 @@
                 <w:szCs w:val="20"/>
                 <w:lang w:val="en-US"/>
               </w:rPr>
-              <w:t xml:space="preserve"> it to the </w:t>
-            </w:r>
-            <w:proofErr w:type="spellStart"/>
-            <w:r>
-              <w:rPr>
-                <w:sz w:val="20"/>
-                <w:szCs w:val="20"/>
-                <w:lang w:val="en-US"/>
-              </w:rPr>
-              <w:t>mujoco</w:t>
-            </w:r>
-            <w:proofErr w:type="spellEnd"/>
-            <w:r>
-              <w:rPr>
-                <w:sz w:val="20"/>
-                <w:szCs w:val="20"/>
-                <w:lang w:val="en-US"/>
-              </w:rPr>
-              <w:t xml:space="preserve"> robot simulation </w:t>
+              <w:t xml:space="preserve"> it to the mujoco robot simulation </w:t>
             </w:r>
           </w:p>
           <w:p>
@@ -1419,25 +1297,7 @@
                 <w:szCs w:val="20"/>
                 <w:lang w:val="en-US"/>
               </w:rPr>
-              <w:t xml:space="preserve">Get everything linked to </w:t>
-            </w:r>
-            <w:proofErr w:type="spellStart"/>
-            <w:r>
-              <w:rPr>
-                <w:sz w:val="20"/>
-                <w:szCs w:val="20"/>
-                <w:lang w:val="en-US"/>
-              </w:rPr>
-              <w:t>mujoco</w:t>
-            </w:r>
-            <w:proofErr w:type="spellEnd"/>
-            <w:r>
-              <w:rPr>
-                <w:sz w:val="20"/>
-                <w:szCs w:val="20"/>
-                <w:lang w:val="en-US"/>
-              </w:rPr>
-              <w:t xml:space="preserve"> by week 7 9</w:t>
+              <w:t>Get everything linked to mujoco by week 7 9</w:t>
             </w:r>
             <w:r>
               <w:rPr>
@@ -1475,43 +1335,7 @@
                 <w:szCs w:val="20"/>
                 <w:lang w:val="en-US"/>
               </w:rPr>
-              <w:t xml:space="preserve">Both teams </w:t>
-            </w:r>
-            <w:proofErr w:type="gramStart"/>
-            <w:r>
-              <w:rPr>
-                <w:sz w:val="20"/>
-                <w:szCs w:val="20"/>
-                <w:lang w:val="en-US"/>
-              </w:rPr>
-              <w:t>linking</w:t>
-            </w:r>
-            <w:proofErr w:type="gramEnd"/>
-            <w:r>
-              <w:rPr>
-                <w:sz w:val="20"/>
-                <w:szCs w:val="20"/>
-                <w:lang w:val="en-US"/>
-              </w:rPr>
-              <w:t xml:space="preserve"> their project to separate </w:t>
-            </w:r>
-            <w:proofErr w:type="spellStart"/>
-            <w:r>
-              <w:rPr>
-                <w:sz w:val="20"/>
-                <w:szCs w:val="20"/>
-                <w:lang w:val="en-US"/>
-              </w:rPr>
-              <w:t>mujoco</w:t>
-            </w:r>
-            <w:proofErr w:type="spellEnd"/>
-            <w:r>
-              <w:rPr>
-                <w:sz w:val="20"/>
-                <w:szCs w:val="20"/>
-                <w:lang w:val="en-US"/>
-              </w:rPr>
-              <w:t xml:space="preserve"> simulations, no need to combine yet.</w:t>
+              <w:t>Both teams linking their project to separate mujoco simulations, no need to combine yet.</w:t>
             </w:r>
           </w:p>
         </w:tc>
@@ -1705,7 +1529,7 @@
 </file>
 
 <file path=word/numbering.xml><?xml version="1.0" encoding="utf-8"?>
-<w:numbering xmlns:wpc="http://schemas.microsoft.com/office/word/2010/wordprocessingCanvas" xmlns:cx="http://schemas.microsoft.com/office/drawing/2014/chartex" xmlns:cx1="http://schemas.microsoft.com/office/drawing/2015/9/8/chartex" xmlns:cx2="http://schemas.microsoft.com/office/drawing/2015/10/21/chartex" xmlns:cx3="http://schemas.microsoft.com/office/drawing/2016/5/9/chartex" xmlns:cx4="http://schemas.microsoft.com/office/drawing/2016/5/10/chartex" xmlns:cx5="http://schemas.microsoft.com/office/drawing/2016/5/11/chartex" xmlns:cx6="http://schemas.microsoft.com/office/drawing/2016/5/12/chartex" xmlns:cx7="http://schemas.microsoft.com/office/drawing/2016/5/13/chartex" xmlns:cx8="http://schemas.microsoft.com/office/drawing/2016/5/14/chartex" xmlns:mc="http://schemas.openxmlformats.org/markup-compatibility/2006" xmlns:aink="http://schemas.microsoft.com/office/drawing/2016/ink" xmlns:am3d="http://schemas.microsoft.com/office/drawing/2017/model3d" xmlns:o="urn:schemas-microsoft-com:office:office" xmlns:oel="http://schemas.microsoft.com/office/2019/extlst" xmlns:r="http://schemas.openxmlformats.org/officeDocument/2006/relationships" xmlns:m="http://schemas.openxmlformats.org/officeDocument/2006/math" xmlns:v="urn:schemas-microsoft-com:vml" xmlns:wp14="http://schemas.microsoft.com/office/word/2010/wordprocessingDrawing" xmlns:wp="http://schemas.openxmlformats.org/drawingml/2006/wordprocessingDrawing" xmlns:w10="urn:schemas-microsoft-com:office:word" xmlns:w="http://schemas.openxmlformats.org/wordprocessingml/2006/main" xmlns:w14="http://schemas.microsoft.com/office/word/2010/wordml" xmlns:w15="http://schemas.microsoft.com/office/word/2012/wordml" xmlns:w16cei="http://schemas.microsoft.com/office/word/2026/wordml/cei" xmlns:w16cex="http://schemas.microsoft.com/office/word/2018/wordml/cex" xmlns:w16cid="http://schemas.microsoft.com/office/word/2016/wordml/cid" xmlns:w16="http://schemas.microsoft.com/office/word/2018/wordml" xmlns:w16du="http://schemas.microsoft.com/office/word/2023/wordml/word16du" xmlns:w16sdtdh="http://schemas.microsoft.com/office/word/2020/wordml/sdtdatahash" xmlns:w16sdtfl="http://schemas.microsoft.com/office/word/2024/wordml/sdtformatlock" xmlns:w16se="http://schemas.microsoft.com/office/word/2015/wordml/symex" xmlns:wpg="http://schemas.microsoft.com/office/word/2010/wordprocessingGroup" xmlns:wpi="http://schemas.microsoft.com/office/word/2010/wordprocessingInk" xmlns:wne="http://schemas.microsoft.com/office/word/2006/wordml" xmlns:wps="http://schemas.microsoft.com/office/word/2010/wordprocessingShape" mc:Ignorable="w14 w15 w16se w16cid w16 w16cex w16sdtdh w16sdtfl w16du wp14">
+<w:numbering xmlns:wpc="http://schemas.microsoft.com/office/word/2010/wordprocessingCanvas" xmlns:cx="http://schemas.microsoft.com/office/drawing/2014/chartex" xmlns:cx1="http://schemas.microsoft.com/office/drawing/2015/9/8/chartex" xmlns:cx2="http://schemas.microsoft.com/office/drawing/2015/10/21/chartex" xmlns:cx3="http://schemas.microsoft.com/office/drawing/2016/5/9/chartex" xmlns:cx4="http://schemas.microsoft.com/office/drawing/2016/5/10/chartex" xmlns:cx5="http://schemas.microsoft.com/office/drawing/2016/5/11/chartex" xmlns:cx6="http://schemas.microsoft.com/office/drawing/2016/5/12/chartex" xmlns:cx7="http://schemas.microsoft.com/office/drawing/2016/5/13/chartex" xmlns:cx8="http://schemas.microsoft.com/office/drawing/2016/5/14/chartex" xmlns:mc="http://schemas.openxmlformats.org/markup-compatibility/2006" xmlns:aink="http://schemas.microsoft.com/office/drawing/2016/ink" xmlns:am3d="http://schemas.microsoft.com/office/drawing/2017/model3d" xmlns:o="urn:schemas-microsoft-com:office:office" xmlns:oel="http://schemas.microsoft.com/office/2019/extlst" xmlns:r="http://schemas.openxmlformats.org/officeDocument/2006/relationships" xmlns:m="http://schemas.openxmlformats.org/officeDocument/2006/math" xmlns:v="urn:schemas-microsoft-com:vml" xmlns:wp14="http://schemas.microsoft.com/office/word/2010/wordprocessingDrawing" xmlns:wp="http://schemas.openxmlformats.org/drawingml/2006/wordprocessingDrawing" xmlns:w10="urn:schemas-microsoft-com:office:word" xmlns:w="http://schemas.openxmlformats.org/wordprocessingml/2006/main" xmlns:w14="http://schemas.microsoft.com/office/word/2010/wordml" xmlns:w15="http://schemas.microsoft.com/office/word/2012/wordml" xmlns:w16cex="http://schemas.microsoft.com/office/word/2018/wordml/cex" xmlns:w16cid="http://schemas.microsoft.com/office/word/2016/wordml/cid" xmlns:w16="http://schemas.microsoft.com/office/word/2018/wordml" xmlns:w16du="http://schemas.microsoft.com/office/word/2023/wordml/word16du" xmlns:w16sdtdh="http://schemas.microsoft.com/office/word/2020/wordml/sdtdatahash" xmlns:w16sdtfl="http://schemas.microsoft.com/office/word/2024/wordml/sdtformatlock" xmlns:w16se="http://schemas.microsoft.com/office/word/2015/wordml/symex" xmlns:wpg="http://schemas.microsoft.com/office/word/2010/wordprocessingGroup" xmlns:wpi="http://schemas.microsoft.com/office/word/2010/wordprocessingInk" xmlns:wne="http://schemas.microsoft.com/office/word/2006/wordml" xmlns:wps="http://schemas.microsoft.com/office/word/2010/wordprocessingShape" mc:Ignorable="w14 w15 w16se w16cid w16 w16cex w16sdtdh w16sdtfl w16du wp14">
   <w:abstractNum w:abstractNumId="0" w15:restartNumberingAfterBreak="0">
     <w:nsid w:val="01B77EB0"/>
     <w:multiLevelType w:val="hybridMultilevel"/>
